--- a/docs/apresentacao-analytic-eyes/Analytic-Eyes-Documentacao-Tecnica.docx
+++ b/docs/apresentacao-analytic-eyes/Analytic-Eyes-Documentacao-Tecnica.docx
@@ -3181,7 +3181,601 @@
         <w:pStyle w:val="Heading1"/>
       </w:pPr>
       <w:r>
-        <w:t>13. Referências e Documentação Complementar</w:t>
+        <w:t>13. Modelo de Dados</w:t>
+      </w:r>
+    </w:p>
+    <w:p>
+      <w:r>
+        <w:t>O diagrama a seguir resume as principais entidades do banco de dados e seus relacionamentos, todas mapeadas via Django ORM (etl-manager/backend/pipelines/models.py).</w:t>
+      </w:r>
+    </w:p>
+    <w:p>
+      <w:r>
+        <w:drawing>
+          <wp:inline xmlns:a="http://schemas.openxmlformats.org/drawingml/2006/main" xmlns:pic="http://schemas.openxmlformats.org/drawingml/2006/picture">
+            <wp:extent cx="5760720" cy="3751167"/>
+            <wp:docPr id="1" name="Picture 1"/>
+            <wp:cNvGraphicFramePr>
+              <a:graphicFrameLocks noChangeAspect="1"/>
+            </wp:cNvGraphicFramePr>
+            <a:graphic>
+              <a:graphicData uri="http://schemas.openxmlformats.org/drawingml/2006/picture">
+                <pic:pic>
+                  <pic:nvPicPr>
+                    <pic:cNvPr id="0" name="diagrama-banco-de-dados.png"/>
+                    <pic:cNvPicPr/>
+                  </pic:nvPicPr>
+                  <pic:blipFill>
+                    <a:blip r:embed="rId9"/>
+                    <a:stretch>
+                      <a:fillRect/>
+                    </a:stretch>
+                  </pic:blipFill>
+                  <pic:spPr>
+                    <a:xfrm>
+                      <a:off x="0" y="0"/>
+                      <a:ext cx="5760720" cy="3751167"/>
+                    </a:xfrm>
+                    <a:prstGeom prst="rect"/>
+                  </pic:spPr>
+                </pic:pic>
+              </a:graphicData>
+            </a:graphic>
+          </wp:inline>
+        </w:drawing>
+      </w:r>
+    </w:p>
+    <w:p>
+      <w:pPr>
+        <w:ind w:left="227"/>
+      </w:pPr>
+      <w:r>
+        <w:rPr>
+          <w:b/>
+          <w:color w:val="1F6FEB"/>
+        </w:rPr>
+        <w:t xml:space="preserve">Nota: </w:t>
+      </w:r>
+      <w:r>
+        <w:rPr>
+          <w:i/>
+        </w:rPr>
+        <w:t>Pipeline.owner usa on_delete=CASCADE — excluir um usuário de verdade apagaria todas as suas pipelines. Por isso a funcionalidade de "excluir conta" (seção 14) foi implementada como desativação (is_active=False), não exclusão real do registro.</w:t>
+      </w:r>
+    </w:p>
+    <w:p>
+      <w:pPr>
+        <w:pStyle w:val="Heading2"/>
+      </w:pPr>
+      <w:r>
+        <w:t>13.1 Diagrama de Fluxo da Aplicação</w:t>
+      </w:r>
+    </w:p>
+    <w:p>
+      <w:r>
+        <w:t>Complementando a seção 3.5, o diagrama abaixo ilustra visualmente o caminho de uma execução de pipeline, do disparo pela interface até a persistência dos resultados.</w:t>
+      </w:r>
+    </w:p>
+    <w:p>
+      <w:r>
+        <w:drawing>
+          <wp:inline xmlns:a="http://schemas.openxmlformats.org/drawingml/2006/main" xmlns:pic="http://schemas.openxmlformats.org/drawingml/2006/picture">
+            <wp:extent cx="5760720" cy="3023342"/>
+            <wp:docPr id="2" name="Picture 2"/>
+            <wp:cNvGraphicFramePr>
+              <a:graphicFrameLocks noChangeAspect="1"/>
+            </wp:cNvGraphicFramePr>
+            <a:graphic>
+              <a:graphicData uri="http://schemas.openxmlformats.org/drawingml/2006/picture">
+                <pic:pic>
+                  <pic:nvPicPr>
+                    <pic:cNvPr id="0" name="diagrama-funcionamento-aplicacao.png"/>
+                    <pic:cNvPicPr/>
+                  </pic:nvPicPr>
+                  <pic:blipFill>
+                    <a:blip r:embed="rId10"/>
+                    <a:stretch>
+                      <a:fillRect/>
+                    </a:stretch>
+                  </pic:blipFill>
+                  <pic:spPr>
+                    <a:xfrm>
+                      <a:off x="0" y="0"/>
+                      <a:ext cx="5760720" cy="3023342"/>
+                    </a:xfrm>
+                    <a:prstGeom prst="rect"/>
+                  </pic:spPr>
+                </pic:pic>
+              </a:graphicData>
+            </a:graphic>
+          </wp:inline>
+        </w:drawing>
+      </w:r>
+    </w:p>
+    <w:p>
+      <w:pPr>
+        <w:pStyle w:val="Heading2"/>
+      </w:pPr>
+      <w:r>
+        <w:t>13.2 Diagrama de Arquitetura AWS</w:t>
+      </w:r>
+    </w:p>
+    <w:p>
+      <w:r>
+        <w:t>Visão consolidada da infraestrutura descrita em detalhe na seção 6, incluindo a segmentação de rede (VPC, subnets pública/privada), os Security Groups e os serviços regionais utilizados.</w:t>
+      </w:r>
+    </w:p>
+    <w:p>
+      <w:r>
+        <w:drawing>
+          <wp:inline xmlns:a="http://schemas.openxmlformats.org/drawingml/2006/main" xmlns:pic="http://schemas.openxmlformats.org/drawingml/2006/picture">
+            <wp:extent cx="5760720" cy="3688519"/>
+            <wp:docPr id="3" name="Picture 3"/>
+            <wp:cNvGraphicFramePr>
+              <a:graphicFrameLocks noChangeAspect="1"/>
+            </wp:cNvGraphicFramePr>
+            <a:graphic>
+              <a:graphicData uri="http://schemas.openxmlformats.org/drawingml/2006/picture">
+                <pic:pic>
+                  <pic:nvPicPr>
+                    <pic:cNvPr id="0" name="diagrama-arquitetura-aws.png"/>
+                    <pic:cNvPicPr/>
+                  </pic:nvPicPr>
+                  <pic:blipFill>
+                    <a:blip r:embed="rId11"/>
+                    <a:stretch>
+                      <a:fillRect/>
+                    </a:stretch>
+                  </pic:blipFill>
+                  <pic:spPr>
+                    <a:xfrm>
+                      <a:off x="0" y="0"/>
+                      <a:ext cx="5760720" cy="3688519"/>
+                    </a:xfrm>
+                    <a:prstGeom prst="rect"/>
+                  </pic:spPr>
+                </pic:pic>
+              </a:graphicData>
+            </a:graphic>
+          </wp:inline>
+        </w:drawing>
+      </w:r>
+    </w:p>
+    <w:p>
+      <w:pPr>
+        <w:pStyle w:val="Heading1"/>
+      </w:pPr>
+      <w:r>
+        <w:t>14. Gerenciamento de Usuários (Múltiplos Administradores)</w:t>
+      </w:r>
+    </w:p>
+    <w:p>
+      <w:r>
+        <w:t>A tela de Configurações passou a suportar administração completa de usuários, permitindo que a plataforma tenha mais de um administrador (is_staff) em vez de um único superusuário fixo.</w:t>
+      </w:r>
+    </w:p>
+    <w:p>
+      <w:pPr>
+        <w:pStyle w:val="Heading2"/>
+      </w:pPr>
+      <w:r>
+        <w:t>14.1 Funcionalidades</w:t>
+      </w:r>
+    </w:p>
+    <w:p>
+      <w:pPr>
+        <w:pStyle w:val="ListBullet"/>
+      </w:pPr>
+      <w:r>
+        <w:t>Criação de usuário com opção de já marcá-lo como administrador</w:t>
+      </w:r>
+    </w:p>
+    <w:p>
+      <w:pPr>
+        <w:pStyle w:val="ListBullet"/>
+      </w:pPr>
+      <w:r>
+        <w:t>Promover ou remover o status de administrador de uma conta existente</w:t>
+      </w:r>
+    </w:p>
+    <w:p>
+      <w:pPr>
+        <w:pStyle w:val="ListBullet"/>
+      </w:pPr>
+      <w:r>
+        <w:t>Ativar/desativar contas ("excluir conta" implementado como desativação reversível)</w:t>
+      </w:r>
+    </w:p>
+    <w:p>
+      <w:pPr>
+        <w:pStyle w:val="ListBullet"/>
+      </w:pPr>
+      <w:r>
+        <w:t>Redefinir a senha de qualquer outro usuário diretamente pela interface</w:t>
+      </w:r>
+    </w:p>
+    <w:p>
+      <w:pPr>
+        <w:pStyle w:val="Heading2"/>
+      </w:pPr>
+      <w:r>
+        <w:t>14.2 Endpoints da API</w:t>
+      </w:r>
+    </w:p>
+    <w:tbl>
+      <w:tblPr>
+        <w:tblStyle w:val="TableGrid"/>
+        <w:tblW w:type="auto" w:w="0"/>
+        <w:jc w:val="center"/>
+        <w:tblLook w:firstColumn="1" w:firstRow="1" w:lastColumn="0" w:lastRow="0" w:noHBand="0" w:noVBand="1" w:val="04A0"/>
+      </w:tblPr>
+      <w:tblGrid>
+        <w:gridCol w:w="2880"/>
+        <w:gridCol w:w="2880"/>
+        <w:gridCol w:w="2880"/>
+      </w:tblGrid>
+      <w:tr>
+        <w:tc>
+          <w:tcPr>
+            <w:tcW w:type="dxa" w:w="3402"/>
+            <w:shd w:val="clear" w:color="auto" w:fill="0F213B"/>
+          </w:tcPr>
+          <w:p>
+            <w:r/>
+            <w:r>
+              <w:rPr>
+                <w:b/>
+                <w:color w:val="FFFFFF"/>
+                <w:sz w:val="21"/>
+              </w:rPr>
+              <w:t>Endpoint</w:t>
+            </w:r>
+          </w:p>
+        </w:tc>
+        <w:tc>
+          <w:tcPr>
+            <w:tcW w:type="dxa" w:w="1701"/>
+            <w:shd w:val="clear" w:color="auto" w:fill="0F213B"/>
+          </w:tcPr>
+          <w:p>
+            <w:r/>
+            <w:r>
+              <w:rPr>
+                <w:b/>
+                <w:color w:val="FFFFFF"/>
+                <w:sz w:val="21"/>
+              </w:rPr>
+              <w:t>Método</w:t>
+            </w:r>
+          </w:p>
+        </w:tc>
+        <w:tc>
+          <w:tcPr>
+            <w:tcW w:type="dxa" w:w="3969"/>
+            <w:shd w:val="clear" w:color="auto" w:fill="0F213B"/>
+          </w:tcPr>
+          <w:p>
+            <w:r/>
+            <w:r>
+              <w:rPr>
+                <w:b/>
+                <w:color w:val="FFFFFF"/>
+                <w:sz w:val="21"/>
+              </w:rPr>
+              <w:t>Descrição</w:t>
+            </w:r>
+          </w:p>
+        </w:tc>
+      </w:tr>
+      <w:tr>
+        <w:tc>
+          <w:tcPr>
+            <w:tcW w:type="dxa" w:w="3402"/>
+          </w:tcPr>
+          <w:p>
+            <w:r/>
+            <w:r>
+              <w:rPr>
+                <w:sz w:val="20"/>
+              </w:rPr>
+              <w:t>/api/auth/create-user/</w:t>
+            </w:r>
+          </w:p>
+        </w:tc>
+        <w:tc>
+          <w:tcPr>
+            <w:tcW w:type="dxa" w:w="1701"/>
+          </w:tcPr>
+          <w:p>
+            <w:r/>
+            <w:r>
+              <w:rPr>
+                <w:sz w:val="20"/>
+              </w:rPr>
+              <w:t>POST</w:t>
+            </w:r>
+          </w:p>
+        </w:tc>
+        <w:tc>
+          <w:tcPr>
+            <w:tcW w:type="dxa" w:w="3969"/>
+          </w:tcPr>
+          <w:p>
+            <w:r/>
+            <w:r>
+              <w:rPr>
+                <w:sz w:val="20"/>
+              </w:rPr>
+              <w:t>Cria usuário; aceita is_staff opcional</w:t>
+            </w:r>
+          </w:p>
+        </w:tc>
+      </w:tr>
+      <w:tr>
+        <w:tc>
+          <w:tcPr>
+            <w:tcW w:type="dxa" w:w="3402"/>
+            <w:shd w:val="clear" w:color="auto" w:fill="F2F5FA"/>
+          </w:tcPr>
+          <w:p>
+            <w:r/>
+            <w:r>
+              <w:rPr>
+                <w:sz w:val="20"/>
+              </w:rPr>
+              <w:t>/api/users/&lt;id&gt;/toggle-staff/</w:t>
+            </w:r>
+          </w:p>
+        </w:tc>
+        <w:tc>
+          <w:tcPr>
+            <w:tcW w:type="dxa" w:w="1701"/>
+            <w:shd w:val="clear" w:color="auto" w:fill="F2F5FA"/>
+          </w:tcPr>
+          <w:p>
+            <w:r/>
+            <w:r>
+              <w:rPr>
+                <w:sz w:val="20"/>
+              </w:rPr>
+              <w:t>POST</w:t>
+            </w:r>
+          </w:p>
+        </w:tc>
+        <w:tc>
+          <w:tcPr>
+            <w:tcW w:type="dxa" w:w="3969"/>
+            <w:shd w:val="clear" w:color="auto" w:fill="F2F5FA"/>
+          </w:tcPr>
+          <w:p>
+            <w:r/>
+            <w:r>
+              <w:rPr>
+                <w:sz w:val="20"/>
+              </w:rPr>
+              <w:t>Promove/remove status de administrador</w:t>
+            </w:r>
+          </w:p>
+        </w:tc>
+      </w:tr>
+      <w:tr>
+        <w:tc>
+          <w:tcPr>
+            <w:tcW w:type="dxa" w:w="3402"/>
+          </w:tcPr>
+          <w:p>
+            <w:r/>
+            <w:r>
+              <w:rPr>
+                <w:sz w:val="20"/>
+              </w:rPr>
+              <w:t>/api/users/&lt;id&gt;/toggle-active/</w:t>
+            </w:r>
+          </w:p>
+        </w:tc>
+        <w:tc>
+          <w:tcPr>
+            <w:tcW w:type="dxa" w:w="1701"/>
+          </w:tcPr>
+          <w:p>
+            <w:r/>
+            <w:r>
+              <w:rPr>
+                <w:sz w:val="20"/>
+              </w:rPr>
+              <w:t>POST</w:t>
+            </w:r>
+          </w:p>
+        </w:tc>
+        <w:tc>
+          <w:tcPr>
+            <w:tcW w:type="dxa" w:w="3969"/>
+          </w:tcPr>
+          <w:p>
+            <w:r/>
+            <w:r>
+              <w:rPr>
+                <w:sz w:val="20"/>
+              </w:rPr>
+              <w:t>Ativa/desativa a conta ("exclusão" reversível)</w:t>
+            </w:r>
+          </w:p>
+        </w:tc>
+      </w:tr>
+      <w:tr>
+        <w:tc>
+          <w:tcPr>
+            <w:tcW w:type="dxa" w:w="3402"/>
+            <w:shd w:val="clear" w:color="auto" w:fill="F2F5FA"/>
+          </w:tcPr>
+          <w:p>
+            <w:r/>
+            <w:r>
+              <w:rPr>
+                <w:sz w:val="20"/>
+              </w:rPr>
+              <w:t>/api/users/&lt;id&gt;/reset-password/</w:t>
+            </w:r>
+          </w:p>
+        </w:tc>
+        <w:tc>
+          <w:tcPr>
+            <w:tcW w:type="dxa" w:w="1701"/>
+            <w:shd w:val="clear" w:color="auto" w:fill="F2F5FA"/>
+          </w:tcPr>
+          <w:p>
+            <w:r/>
+            <w:r>
+              <w:rPr>
+                <w:sz w:val="20"/>
+              </w:rPr>
+              <w:t>POST</w:t>
+            </w:r>
+          </w:p>
+        </w:tc>
+        <w:tc>
+          <w:tcPr>
+            <w:tcW w:type="dxa" w:w="3969"/>
+            <w:shd w:val="clear" w:color="auto" w:fill="F2F5FA"/>
+          </w:tcPr>
+          <w:p>
+            <w:r/>
+            <w:r>
+              <w:rPr>
+                <w:sz w:val="20"/>
+              </w:rPr>
+              <w:t>Redefine a senha de outro usuário</w:t>
+            </w:r>
+          </w:p>
+        </w:tc>
+      </w:tr>
+    </w:tbl>
+    <w:p/>
+    <w:p>
+      <w:pPr>
+        <w:pStyle w:val="Heading1"/>
+      </w:pPr>
+      <w:r>
+        <w:t>15. Revisão de Segurança — Gerenciamento de Usuários</w:t>
+      </w:r>
+    </w:p>
+    <w:p>
+      <w:r>
+        <w:t>A introdução do gerenciamento de usuários (seção 14) foi submetida a uma revisão de segurança dedicada, com metodologia de identificação de candidatos seguida de verificação independente de cada achado (critério de corte: confiança ≥ 8/10) — abordagem inspirada em ferramentas de avaliação de postura de segurança em nuvem (ex.: Orca Security).</w:t>
+      </w:r>
+    </w:p>
+    <w:p>
+      <w:pPr>
+        <w:pStyle w:val="Heading2"/>
+      </w:pPr>
+      <w:r>
+        <w:t>15.1 Vulnerabilidade Identificada</w:t>
+      </w:r>
+    </w:p>
+    <w:p>
+      <w:r>
+        <w:t>Os três novos endpoints administrativos (reset de senha, promoção/remoção de admin e ativação/desativação de conta) verificavam apenas se o requisitante era is_staff, sem checar se o alvo da ação era um administrador ou o superusuário real. Na prática, isso permitia que qualquer administrador assumisse, rebaixasse ou derrubasse a conta de qualquer outro administrador — inclusive o superusuário legítimo — bastando descobrir o ID do alvo.</w:t>
+      </w:r>
+    </w:p>
+    <w:p>
+      <w:pPr>
+        <w:pStyle w:val="Heading2"/>
+      </w:pPr>
+      <w:r>
+        <w:t>15.2 Correção Aplicada</w:t>
+      </w:r>
+    </w:p>
+    <w:p>
+      <w:r>
+        <w:t>Os três endpoints passaram a exigir privilégio de superusuário sempre que o alvo da ação já é um administrador (exceto autopromoção/autodemoção, que permanecem livres). Administradores continuam podendo gerenciar livremente usuários comuns e promover novos administradores — só a gestão de outro administrador exige superusuário.</w:t>
+      </w:r>
+    </w:p>
+    <w:p>
+      <w:pPr>
+        <w:pStyle w:val="CodeBlock"/>
+      </w:pPr>
+      <w:r>
+        <w:t>if target.is_staff and target.id != request.user.id and not request.user.is_superuser:</w:t>
+      </w:r>
+    </w:p>
+    <w:p>
+      <w:pPr>
+        <w:pStyle w:val="CodeBlock"/>
+      </w:pPr>
+      <w:r>
+        <w:t xml:space="preserve">    return Response({'error': '...'}, status=403)</w:t>
+      </w:r>
+    </w:p>
+    <w:p>
+      <w:r>
+        <w:t>A correção foi validada com um teste funcional automatizado contra um banco de dados real (1 superusuário + 2 administradores + 1 usuário comum), cobrindo 13 cenários — todos aprovados.</w:t>
+      </w:r>
+    </w:p>
+    <w:p>
+      <w:pPr>
+        <w:pStyle w:val="Heading2"/>
+      </w:pPr>
+      <w:r>
+        <w:t>15.3 Revisão do Frontend</w:t>
+      </w:r>
+    </w:p>
+    <w:p>
+      <w:r>
+        <w:t>O código novo do frontend (tela "Gerenciar Usuários") também foi revisado isoladamente. Nenhuma vulnerabilidade de alta confiança foi confirmada: a aplicação React escapa automaticamente todo conteúdo renderizado (sem uso de dangerouslySetInnerHTML), os campos de senha usam type="password" corretamente, e todas as chamadas passam pelo cliente HTTP compartilhado com o token de autenticação no cabeçalho, sem exposição a terceiros.</w:t>
+      </w:r>
+    </w:p>
+    <w:p>
+      <w:pPr>
+        <w:pStyle w:val="Heading1"/>
+      </w:pPr>
+      <w:r>
+        <w:t>16. Telas de Erro do Frontend (401 e 404)</w:t>
+      </w:r>
+    </w:p>
+    <w:p>
+      <w:r>
+        <w:t>Duas novas telas dedicadas substituem o comportamento anterior (redirecionamento silencioso ou página em branco):</w:t>
+      </w:r>
+    </w:p>
+    <w:p>
+      <w:pPr>
+        <w:pStyle w:val="ListBullet"/>
+      </w:pPr>
+      <w:r>
+        <w:rPr>
+          <w:b/>
+        </w:rPr>
+        <w:t xml:space="preserve">401 — Não autenticado: </w:t>
+      </w:r>
+      <w:r>
+        <w:t>exibida quando uma rota protegida é acessada sem um token válido (sessão expirada ou usuário deslogado). Mostra uma contagem regressiva e redireciona automaticamente para a tela de login, com opção de ir imediatamente.</w:t>
+      </w:r>
+    </w:p>
+    <w:p>
+      <w:pPr>
+        <w:pStyle w:val="ListBullet"/>
+      </w:pPr>
+      <w:r>
+        <w:rPr>
+          <w:b/>
+        </w:rPr>
+        <w:t xml:space="preserve">404 — Página não encontrada: </w:t>
+      </w:r>
+      <w:r>
+        <w:t>exibida como rota de captura (catch-all) para qualquer endereço que não corresponda a nenhuma rota da aplicação.</w:t>
+      </w:r>
+    </w:p>
+    <w:p>
+      <w:r>
+        <w:t>Ambas reaproveitam um componente único (ErrorScreen), com animação e paleta consistentes com o restante da aplicação. Um ajuste adicional na estrutura de rotas garante que a tela 401 seja exibida em página cheia, sem o menu lateral/cabeçalho da área autenticada por trás.</w:t>
+      </w:r>
+    </w:p>
+    <w:p>
+      <w:pPr>
+        <w:pStyle w:val="Heading1"/>
+      </w:pPr>
+      <w:r>
+        <w:t>17. Referências e Documentação Complementar</w:t>
       </w:r>
     </w:p>
     <w:p>
@@ -3206,6 +3800,22 @@
       </w:pPr>
       <w:r>
         <w:t>etl-manager/backend/config/secrets_manager.py — implementação da integração com AWS Secrets Manager</w:t>
+      </w:r>
+    </w:p>
+    <w:p>
+      <w:pPr>
+        <w:pStyle w:val="ListBullet"/>
+      </w:pPr>
+      <w:r>
+        <w:t>etl-manager/backend/pipelines/views.py — endpoints de gerenciamento de usuários e demais rotas da API</w:t>
+      </w:r>
+    </w:p>
+    <w:p>
+      <w:pPr>
+        <w:pStyle w:val="ListBullet"/>
+      </w:pPr>
+      <w:r>
+        <w:t>docs/diagramas/ — arquivos-fonte (PNG) dos diagramas apresentados neste documento</w:t>
       </w:r>
     </w:p>
     <w:p>

--- a/docs/apresentacao-analytic-eyes/Analytic-Eyes-Documentacao-Tecnica.docx
+++ b/docs/apresentacao-analytic-eyes/Analytic-Eyes-Documentacao-Tecnica.docx
@@ -916,7 +916,7 @@
         <w:pStyle w:val="CodeBlock"/>
       </w:pPr>
       <w:r>
-        <w:t xml:space="preserve">    network/         # VPC, subnet publica (EC2) + subnets privadas (RDS)</w:t>
+        <w:t xml:space="preserve">    network/         # VPC, subnets publicas (ALB) + subnet privada de app (EC2) + NAT Gateway + subnets privadas (RDS)</w:t>
       </w:r>
     </w:p>
     <w:p>
@@ -924,7 +924,7 @@
         <w:pStyle w:val="CodeBlock"/>
       </w:pPr>
       <w:r>
-        <w:t xml:space="preserve">    security/        # Security Groups (EC2 e RDS)</w:t>
+        <w:t xml:space="preserve">    security/        # Security Groups (ALB, EC2 e RDS)</w:t>
       </w:r>
     </w:p>
     <w:p>
@@ -956,7 +956,15 @@
         <w:pStyle w:val="CodeBlock"/>
       </w:pPr>
       <w:r>
-        <w:t xml:space="preserve">    compute/          # Instancia EC2 + Elastic IP + bootstrap de ferramentas</w:t>
+        <w:t xml:space="preserve">    compute/          # Instancia EC2 (sem IP publico) + bootstrap de ferramentas</w:t>
+      </w:r>
+    </w:p>
+    <w:p>
+      <w:pPr>
+        <w:pStyle w:val="CodeBlock"/>
+      </w:pPr>
+      <w:r>
+        <w:t xml:space="preserve">    alb/              # Application Load Balancer + certificado ACM + WAF</w:t>
       </w:r>
     </w:p>
     <w:p>
@@ -985,7 +993,7 @@
     </w:p>
     <w:p>
       <w:r>
-        <w:t>É provisionada uma VPC dedicada, com uma subnet pública (onde reside a instância EC2) e duas subnets privadas em Availability Zones distintas (requisito da AWS para o grupo de subnets do RDS, mesmo em configuração Single-AZ). Não é utilizado NAT Gateway: o banco de dados não necessita de conectividade de saída para a internet para operar, permanecendo totalmente inacessível externamente sem custo adicional de NAT.</w:t>
+        <w:t>É provisionada uma VPC dedicada, com duas subnets públicas (usadas pelo Application Load Balancer, que exige presença em pelo menos duas Availability Zones), uma subnet privada dedicada à instância EC2 (sem IP público, com saída à internet via NAT Gateway) e duas subnets privadas para o RDS em Availability Zones distintas (requisito da AWS para o grupo de subnets do banco, mesmo em configuração Single-AZ). Diferente de uma versão anterior deste desenho, o NAT Gateway agora é utilizado: a instância EC2 precisa de conectividade de saída para construir as imagens Docker da aplicação (Docker Hub, PyPI, npm, repositórios apt) — o RDS continua sem qualquer rota de saída para a internet, já que não precisa dela para operar. Opcionalmente, um AWS Network Firewall pode ser inserido nesse caminho de saída (desligado por padrão) para restringir os domínios acessíveis a uma allowlist.</w:t>
       </w:r>
     </w:p>
     <w:p>
@@ -994,6 +1002,12 @@
       </w:pPr>
       <w:r>
         <w:t>6.3 Segurança de Rede (Security Groups)</w:t>
+      </w:r>
+    </w:p>
+    <w:p>
+      <w:pPr/>
+      <w:r>
+        <w:t>O único ponto de entrada público da aplicação é o Application Load Balancer, protegido por um AWS WAFv2 (managed rule groups Core Rule Set e Known Bad Inputs). A instância EC2 não possui Security Group com nenhuma porta pública — só aceita tráfego originado do próprio Security Group do ALB.</w:t>
       </w:r>
     </w:p>
     <w:tbl>
@@ -1085,12 +1099,8 @@
             <w:tcW w:type="dxa" w:w="1701"/>
           </w:tcPr>
           <w:p>
-            <w:r/>
             <w:r>
-              <w:rPr>
-                <w:sz w:val="20"/>
-              </w:rPr>
-              <w:t>EC2</w:t>
+              <w:t>ALB</w:t>
             </w:r>
           </w:p>
         </w:tc>
@@ -1099,12 +1109,8 @@
             <w:tcW w:type="dxa" w:w="1984"/>
           </w:tcPr>
           <w:p>
-            <w:r/>
             <w:r>
-              <w:rPr>
-                <w:sz w:val="20"/>
-              </w:rPr>
-              <w:t>22 (SSH)</w:t>
+              <w:t>80 (HTTP)</w:t>
             </w:r>
           </w:p>
         </w:tc>
@@ -1113,12 +1119,8 @@
             <w:tcW w:type="dxa" w:w="2835"/>
           </w:tcPr>
           <w:p>
-            <w:r/>
             <w:r>
-              <w:rPr>
-                <w:sz w:val="20"/>
-              </w:rPr>
-              <w:t>IP administrativo único</w:t>
+              <w:t>app_allowed_cidrs (nunca 0.0.0.0/0)</w:t>
             </w:r>
           </w:p>
         </w:tc>
@@ -1127,12 +1129,8 @@
             <w:tcW w:type="dxa" w:w="2551"/>
           </w:tcPr>
           <w:p>
-            <w:r/>
             <w:r>
-              <w:rPr>
-                <w:sz w:val="20"/>
-              </w:rPr>
-              <w:t>Acesso administrativo</w:t>
+              <w:t>Redireciona para HTTPS (301)</w:t>
             </w:r>
           </w:p>
         </w:tc>
@@ -1144,12 +1142,8 @@
             <w:shd w:val="clear" w:color="auto" w:fill="F2F5FA"/>
           </w:tcPr>
           <w:p>
-            <w:r/>
             <w:r>
-              <w:rPr>
-                <w:sz w:val="20"/>
-              </w:rPr>
-              <w:t>EC2</w:t>
+              <w:t>ALB</w:t>
             </w:r>
           </w:p>
         </w:tc>
@@ -1159,12 +1153,8 @@
             <w:shd w:val="clear" w:color="auto" w:fill="F2F5FA"/>
           </w:tcPr>
           <w:p>
-            <w:r/>
             <w:r>
-              <w:rPr>
-                <w:sz w:val="20"/>
-              </w:rPr>
-              <w:t>80 (HTTP)</w:t>
+              <w:t>443 (HTTPS)</w:t>
             </w:r>
           </w:p>
         </w:tc>
@@ -1174,12 +1164,8 @@
             <w:shd w:val="clear" w:color="auto" w:fill="F2F5FA"/>
           </w:tcPr>
           <w:p>
-            <w:r/>
             <w:r>
-              <w:rPr>
-                <w:sz w:val="20"/>
-              </w:rPr>
-              <w:t>0.0.0.0/0</w:t>
+              <w:t>app_allowed_cidrs (nunca 0.0.0.0/0)</w:t>
             </w:r>
           </w:p>
         </w:tc>
@@ -1189,12 +1175,8 @@
             <w:shd w:val="clear" w:color="auto" w:fill="F2F5FA"/>
           </w:tcPr>
           <w:p>
-            <w:r/>
             <w:r>
-              <w:rPr>
-                <w:sz w:val="20"/>
-              </w:rPr>
-              <w:t>Validação do certificado TLS (Let's Encrypt) e redirecionamento</w:t>
+              <w:t>Acesso à aplicação (uso interno) — TLS terminado aqui</w:t>
             </w:r>
           </w:p>
         </w:tc>
@@ -1205,11 +1187,7 @@
             <w:tcW w:type="dxa" w:w="1701"/>
           </w:tcPr>
           <w:p>
-            <w:r/>
             <w:r>
-              <w:rPr>
-                <w:sz w:val="20"/>
-              </w:rPr>
               <w:t>EC2</w:t>
             </w:r>
           </w:p>
@@ -1219,12 +1197,8 @@
             <w:tcW w:type="dxa" w:w="1984"/>
           </w:tcPr>
           <w:p>
-            <w:r/>
             <w:r>
-              <w:rPr>
-                <w:sz w:val="20"/>
-              </w:rPr>
-              <w:t>443 (HTTPS)</w:t>
+              <w:t>80 (HTTP)</w:t>
             </w:r>
           </w:p>
         </w:tc>
@@ -1233,12 +1207,8 @@
             <w:tcW w:type="dxa" w:w="2835"/>
           </w:tcPr>
           <w:p>
-            <w:r/>
             <w:r>
-              <w:rPr>
-                <w:sz w:val="20"/>
-              </w:rPr>
-              <w:t>IPs internos/VPN corporativa</w:t>
+              <w:t>Security Group do ALB, apenas</w:t>
             </w:r>
           </w:p>
         </w:tc>
@@ -1247,12 +1217,8 @@
             <w:tcW w:type="dxa" w:w="2551"/>
           </w:tcPr>
           <w:p>
-            <w:r/>
             <w:r>
-              <w:rPr>
-                <w:sz w:val="20"/>
-              </w:rPr>
-              <w:t>Acesso à aplicação (uso interno)</w:t>
+              <w:t>Recebe tráfego já com TLS terminado no ALB</w:t>
             </w:r>
           </w:p>
         </w:tc>
@@ -1264,11 +1230,7 @@
             <w:shd w:val="clear" w:color="auto" w:fill="F2F5FA"/>
           </w:tcPr>
           <w:p>
-            <w:r/>
             <w:r>
-              <w:rPr>
-                <w:sz w:val="20"/>
-              </w:rPr>
               <w:t>RDS</w:t>
             </w:r>
           </w:p>
@@ -1279,11 +1241,7 @@
             <w:shd w:val="clear" w:color="auto" w:fill="F2F5FA"/>
           </w:tcPr>
           <w:p>
-            <w:r/>
             <w:r>
-              <w:rPr>
-                <w:sz w:val="20"/>
-              </w:rPr>
               <w:t>5432 (PostgreSQL)</w:t>
             </w:r>
           </w:p>
@@ -1294,11 +1252,7 @@
             <w:shd w:val="clear" w:color="auto" w:fill="F2F5FA"/>
           </w:tcPr>
           <w:p>
-            <w:r/>
             <w:r>
-              <w:rPr>
-                <w:sz w:val="20"/>
-              </w:rPr>
               <w:t>Security Group da EC2, apenas</w:t>
             </w:r>
           </w:p>
@@ -1309,11 +1263,7 @@
             <w:shd w:val="clear" w:color="auto" w:fill="F2F5FA"/>
           </w:tcPr>
           <w:p>
-            <w:r/>
             <w:r>
-              <w:rPr>
-                <w:sz w:val="20"/>
-              </w:rPr>
               <w:t>Acesso exclusivo da aplicação ao banco</w:t>
             </w:r>
           </w:p>
@@ -1360,11 +1310,9 @@
           <w:b/>
           <w:sz w:val="20"/>
         </w:rPr>
-        <w:t>kms:Decrypt</w:t>
+        <w:t>kms:Decrypt — restrito ao ARN da própria KMS key gerenciada do Secrets Manager (resolvida via data source aws_kms_alias), com condição adicional exigindo que a chamada venha do serviço Secrets Manager — nunca Resource "*"</w:t>
       </w:r>
-      <w:r>
-        <w:t xml:space="preserve"> — restrito por condição ao serviço Secrets Manager, para suportar a chave de criptografia padrão</w:t>
-      </w:r>
+      <w:r/>
     </w:p>
     <w:p>
       <w:pPr>
@@ -1392,11 +1340,9 @@
           <w:b/>
           <w:sz w:val="20"/>
         </w:rPr>
-        <w:t>AmazonSSMManagedInstanceCore (policy gerenciada pela AWS)</w:t>
+        <w:t>AmazonSSMManagedInstanceCore (policy gerenciada pela AWS) — permite acesso via AWS Systems Manager Session Manager; é hoje o único canal de acesso administrativo à instância, que não expõe mais a porta SSH (22)</w:t>
       </w:r>
-      <w:r>
-        <w:t xml:space="preserve"> — permite acesso via AWS Systems Manager Session Manager, como canal de acesso alternativo ao SSH</w:t>
-      </w:r>
+      <w:r/>
     </w:p>
     <w:p>
       <w:r>
@@ -1644,6 +1590,72 @@
           </w:p>
         </w:tc>
       </w:tr>
+      <w:tr>
+        <w:tc>
+          <w:tcPr>
+            <w:tcW w:type="dxa" w:w="4320"/>
+          </w:tcPr>
+          <w:p>
+            <w:r>
+              <w:t>Backup automático</w:t>
+            </w:r>
+          </w:p>
+        </w:tc>
+        <w:tc>
+          <w:tcPr>
+            <w:tcW w:type="dxa" w:w="4320"/>
+          </w:tcPr>
+          <w:p>
+            <w:r>
+              <w:t>7 dias de retenção, janela 03:00–04:00 UTC</w:t>
+            </w:r>
+          </w:p>
+        </w:tc>
+      </w:tr>
+      <w:tr>
+        <w:tc>
+          <w:tcPr>
+            <w:tcW w:type="dxa" w:w="4320"/>
+          </w:tcPr>
+          <w:p>
+            <w:r>
+              <w:t>Autenticação IAM</w:t>
+            </w:r>
+          </w:p>
+        </w:tc>
+        <w:tc>
+          <w:tcPr>
+            <w:tcW w:type="dxa" w:w="4320"/>
+          </w:tcPr>
+          <w:p>
+            <w:r>
+              <w:t>Habilitada (adicional às credenciais do Secrets Manager)</w:t>
+            </w:r>
+          </w:p>
+        </w:tc>
+      </w:tr>
+      <w:tr>
+        <w:tc>
+          <w:tcPr>
+            <w:tcW w:type="dxa" w:w="4320"/>
+          </w:tcPr>
+          <w:p>
+            <w:r>
+              <w:t>Tags no snapshot</w:t>
+            </w:r>
+          </w:p>
+        </w:tc>
+        <w:tc>
+          <w:tcPr>
+            <w:tcW w:type="dxa" w:w="4320"/>
+          </w:tcPr>
+          <w:p>
+            <w:r>
+              <w:t>Copiadas automaticamente (copy_tags_to_snapshot)</w:t>
+            </w:r>
+          </w:p>
+        </w:tc>
+      </w:tr>
     </w:tbl>
     <w:p/>
     <w:p>
@@ -1656,7 +1668,7 @@
     </w:p>
     <w:p>
       <w:r>
-        <w:t>A instância executa todo o stack de aplicação via Docker Compose: Nginx (proxy reverso e arquivos estáticos do frontend), Django/Gunicorn (API), Celery Worker e Celery Beat, e Redis. Um Elastic IP garante endereço público fixo, persistente mesmo em caso de reinicialização.</w:t>
+        <w:t>A instância executa todo o stack de aplicação via Docker Compose: Nginx (proxy reverso e arquivos estáticos do frontend, recebendo tráfego HTTP já com TLS terminado no ALB), Django/Gunicorn (API), Celery Worker e Celery Beat, e Redis. A instância não possui IP público — fica em subnet privada, sai para a internet via NAT Gateway e só é alcançável pelo Security Group do Application Load Balancer. Exige IMDSv2 (token obrigatório na Instance Metadata Service, mitigando SSRF que exfiltraria credenciais da instance profile) e todos os containers do docker-compose rodam com cap_drop: ALL (capabilities Linux mínimas adicionadas caso a caso) e usuário não-root onde tecnicamente viável.</w:t>
       </w:r>
     </w:p>
     <w:tbl>
@@ -1758,11 +1770,7 @@
             <w:shd w:val="clear" w:color="auto" w:fill="F2F5FA"/>
           </w:tcPr>
           <w:p>
-            <w:r/>
             <w:r>
-              <w:rPr>
-                <w:sz w:val="20"/>
-              </w:rPr>
               <w:t>Ubuntu 22.04 LTS</w:t>
             </w:r>
           </w:p>
@@ -1788,12 +1796,8 @@
             <w:tcW w:type="dxa" w:w="5669"/>
           </w:tcPr>
           <w:p>
-            <w:r/>
             <w:r>
-              <w:rPr>
-                <w:sz w:val="20"/>
-              </w:rPr>
-              <w:t>Elastic IP (fixo)</w:t>
+              <w:t>Nenhum (subnet privada; egress via NAT Gateway)</w:t>
             </w:r>
           </w:p>
         </w:tc>
@@ -1820,12 +1824,8 @@
             <w:shd w:val="clear" w:color="auto" w:fill="F2F5FA"/>
           </w:tcPr>
           <w:p>
-            <w:r/>
             <w:r>
-              <w:rPr>
-                <w:sz w:val="20"/>
-              </w:rPr>
-              <w:t>Docker Engine, Docker Compose plugin, Certbot, Git</w:t>
+              <w:t>Docker Engine, Docker Compose plugin, Git (pacotes com versão pinada)</w:t>
             </w:r>
           </w:p>
         </w:tc>
@@ -1881,7 +1881,7 @@
     </w:p>
     <w:p>
       <w:r>
-        <w:t>A aplicação não é desenhada para acesso público irrestrito. O acesso via HTTPS (porta 443) é restrito por Security Group a uma lista definida de faixas de IP correspondentes à rede corporativa e/ou VPN da organização. A porta HTTP (80) permanece aberta apenas para viabilizar a validação automática do certificado TLS pela Let's Encrypt — não expõe conteúdo da aplicação.</w:t>
+        <w:t>A aplicação não é desenhada para acesso público irrestrito. O acesso via HTTP (80, que apenas redireciona) e HTTPS (443, onde a aplicação é servida de fato) é restrito, no Security Group do Application Load Balancer, a uma lista definida de faixas de IP correspondentes à rede corporativa e/ou VPN da organização — nunca 0.0.0.0/0. Diferente de uma versão anterior deste desenho (TLS via Certbot direto na instância), a porta 80 não precisa mais ficar aberta para o mundo: a validação do certificado é feita via DNS (AWS Certificate Manager), sem depender de tráfego HTTP público.</w:t>
       </w:r>
     </w:p>
     <w:p>
@@ -1912,7 +1912,7 @@
     </w:p>
     <w:p>
       <w:r>
-        <w:t>A emissão do certificado TLS é feita via Certbot (Let's Encrypt), executado diretamente na instância EC2, após o apontamento de um domínio para o IP público da aplicação — etapa manual, pendente de definição do domínio definitivo. Essa abordagem evita o custo fixo de um Application Load Balancer, adequado ao estágio atual de validação da plataforma.</w:t>
+        <w:t>O certificado TLS é emitido e renovado automaticamente pelo AWS Certificate Manager (ACM), com validação por DNS — diferente da abordagem anterior (Certbot/Let's Encrypt executado diretamente na instância via desafio HTTP-01), o processo atual não depende de nenhuma porta pública aberta na aplicação para emitir ou renovar o certificado. A validação exige a criação manual, uma única vez, de registros CNAME no provedor de DNS utilizado (fora do escopo deste Terraform — ver infra/README.md para o passo a passo). O certificado é anexado ao listener HTTPS do Application Load Balancer, responsável por terminar o TLS; o tráfego entre o ALB e a instância EC2 trafega como HTTP simples dentro da rede privada da VPC.</w:t>
       </w:r>
     </w:p>
     <w:p>
@@ -1925,7 +1925,7 @@
     </w:p>
     <w:p>
       <w:r>
-        <w:t>O acesso administrativo (SSH) à instância é restrito a um único endereço IP, configurado explicitamente. Como canal alternativo de acesso — relevante em cenários de indisponibilidade do serviço SSH — a instância também está habilitada para acesso via AWS Systems Manager Session Manager, que não depende da porta 22 nem do Security Group de SSH.</w:t>
+        <w:t>A instância não expõe a porta SSH (22) — não há nenhuma forma de acesso administrativo via IP público, já que a instância sequer possui um. Todo acesso administrativo é feito via AWS Systems Manager Session Manager, que autentica através da IAM Role da instância (policy AmazonSSMManagedInstanceCore) em vez de uma chave SSH, e não depende de nenhuma porta de rede aberta no Security Group.</w:t>
       </w:r>
     </w:p>
     <w:p>
@@ -2022,6 +2022,12 @@
       </w:r>
     </w:p>
     <w:p>
+      <w:pPr/>
+      <w:r>
+        <w:t>Como o DNS deste projeto não é gerenciado pelo Terraform, o certificado ACM exige um apply em duas etapas: primeiro apenas o recurso do certificado (terraform apply -target=module.alb.aws_acm_certificate.this), depois a criação manual dos registros CNAME de validação retornados pelo output acm_validation_records no provedor de DNS utilizado, e só então o apply completo (que aguarda a validação do ACM antes de criar o listener HTTPS).</w:t>
+      </w:r>
+    </w:p>
+    <w:p>
       <w:pPr>
         <w:pStyle w:val="Heading2"/>
       </w:pPr>
@@ -2039,7 +2045,7 @@
         <w:pStyle w:val="CodeBlock"/>
       </w:pPr>
       <w:r>
-        <w:t>ssh -i &lt;chave&gt; ubuntu@&lt;ip-publico-da-ec2&gt;</w:t>
+        <w:t>aws ssm start-session --target &lt;instance-id&gt;   # sem SSH/IP publico</w:t>
       </w:r>
     </w:p>
     <w:p>
@@ -2047,7 +2053,7 @@
         <w:pStyle w:val="CodeBlock"/>
       </w:pPr>
       <w:r>
-        <w:t>git clone &lt;repositorio&gt; &amp;&amp; cd Analytic-Eyes/etl-manager</w:t>
+        <w:t>sudo su - ubuntu &amp;&amp; git clone &lt;repositorio&gt; &amp;&amp; cd Analytic-Eyes/etl-manager</w:t>
       </w:r>
     </w:p>
     <w:p>
@@ -2076,7 +2082,7 @@
     </w:p>
     <w:p>
       <w:r>
-        <w:t>Atualizações subsequentes de código repetem apenas o ciclo git pull + docker compose up -d --build diretamente na instância, sem envolver o Terraform (que só é acionado para mudanças de infraestrutura).</w:t>
+        <w:t>Atualizações subsequentes de código usam infra/deploy.sh, que publica via AWS SSM Run Command (não mais SSH) — clona o repositório na primeira execução ou apenas repete git pull + docker compose up -d --build nas seguintes, sem envolver o Terraform (que só é acionado para mudanças de infraestrutura).</w:t>
       </w:r>
     </w:p>
     <w:p>
@@ -2097,12 +2103,12 @@
         <w:pStyle w:val="Heading2"/>
       </w:pPr>
       <w:r>
-        <w:t>8.4 Acesso de Emergência (SSM)</w:t>
+        <w:t>8.4 Acesso Administrativo via SSM (detalhamento)</w:t>
       </w:r>
     </w:p>
     <w:p>
       <w:r>
-        <w:t>Em situações onde o acesso SSH não responde (ver seção 9), a instância pode ser acessada via AWS Systems Manager Session Manager, pelo console AWS (EC2 → instância → Connect → Session Manager) ou via linha de comando:</w:t>
+        <w:t>Acesso interativo à instância — não depende de chave SSH nem de porta de rede aberta (ver seção 7.3) — pelo console AWS (EC2 → instância → Connect → Session Manager) ou via linha de comando:</w:t>
       </w:r>
     </w:p>
     <w:p>
@@ -2300,11 +2306,7 @@
             <w:tcW w:type="dxa" w:w="3402"/>
           </w:tcPr>
           <w:p>
-            <w:r/>
             <w:r>
-              <w:rPr>
-                <w:sz w:val="20"/>
-              </w:rPr>
               <w:t>EC2 t3.medium</w:t>
             </w:r>
           </w:p>
@@ -2314,11 +2316,7 @@
             <w:tcW w:type="dxa" w:w="2835"/>
           </w:tcPr>
           <w:p>
-            <w:r/>
             <w:r>
-              <w:rPr>
-                <w:sz w:val="20"/>
-              </w:rPr>
               <w:t>~30,00</w:t>
             </w:r>
           </w:p>
@@ -2328,11 +2326,7 @@
             <w:tcW w:type="dxa" w:w="2835"/>
           </w:tcPr>
           <w:p>
-            <w:r/>
             <w:r>
-              <w:rPr>
-                <w:sz w:val="20"/>
-              </w:rPr>
               <w:t>On-demand, execução contínua</w:t>
             </w:r>
           </w:p>
@@ -2345,11 +2339,7 @@
             <w:shd w:val="clear" w:color="auto" w:fill="F2F5FA"/>
           </w:tcPr>
           <w:p>
-            <w:r/>
             <w:r>
-              <w:rPr>
-                <w:sz w:val="20"/>
-              </w:rPr>
               <w:t>RDS db.t4g.micro (Single-AZ)</w:t>
             </w:r>
           </w:p>
@@ -2360,11 +2350,7 @@
             <w:shd w:val="clear" w:color="auto" w:fill="F2F5FA"/>
           </w:tcPr>
           <w:p>
-            <w:r/>
             <w:r>
-              <w:rPr>
-                <w:sz w:val="20"/>
-              </w:rPr>
               <w:t>0,00 – 12,00</w:t>
             </w:r>
           </w:p>
@@ -2375,11 +2361,7 @@
             <w:shd w:val="clear" w:color="auto" w:fill="F2F5FA"/>
           </w:tcPr>
           <w:p>
-            <w:r/>
             <w:r>
-              <w:rPr>
-                <w:sz w:val="20"/>
-              </w:rPr>
               <w:t>Elegível a Free Tier em contas novas</w:t>
             </w:r>
           </w:p>
@@ -2391,12 +2373,8 @@
             <w:tcW w:type="dxa" w:w="3402"/>
           </w:tcPr>
           <w:p>
-            <w:r/>
             <w:r>
-              <w:rPr>
-                <w:sz w:val="20"/>
-              </w:rPr>
-              <w:t>S3 (bucket de pipelines)</w:t>
+              <w:t>S3 (buckets: pipelines + access logs do ALB)</w:t>
             </w:r>
           </w:p>
         </w:tc>
@@ -2405,11 +2383,7 @@
             <w:tcW w:type="dxa" w:w="2835"/>
           </w:tcPr>
           <w:p>
-            <w:r/>
             <w:r>
-              <w:rPr>
-                <w:sz w:val="20"/>
-              </w:rPr>
               <w:t>&lt; 1,00</w:t>
             </w:r>
           </w:p>
@@ -2419,11 +2393,7 @@
             <w:tcW w:type="dxa" w:w="2835"/>
           </w:tcPr>
           <w:p>
-            <w:r/>
             <w:r>
-              <w:rPr>
-                <w:sz w:val="20"/>
-              </w:rPr>
               <w:t>Cobrança por armazenamento efetivamente usado</w:t>
             </w:r>
           </w:p>
@@ -2436,11 +2406,7 @@
             <w:shd w:val="clear" w:color="auto" w:fill="F2F5FA"/>
           </w:tcPr>
           <w:p>
-            <w:r/>
             <w:r>
-              <w:rPr>
-                <w:sz w:val="20"/>
-              </w:rPr>
               <w:t>AWS Secrets Manager</w:t>
             </w:r>
           </w:p>
@@ -2451,11 +2417,7 @@
             <w:shd w:val="clear" w:color="auto" w:fill="F2F5FA"/>
           </w:tcPr>
           <w:p>
-            <w:r/>
             <w:r>
-              <w:rPr>
-                <w:sz w:val="20"/>
-              </w:rPr>
               <w:t>0,40</w:t>
             </w:r>
           </w:p>
@@ -2466,11 +2428,7 @@
             <w:shd w:val="clear" w:color="auto" w:fill="F2F5FA"/>
           </w:tcPr>
           <w:p>
-            <w:r/>
             <w:r>
-              <w:rPr>
-                <w:sz w:val="20"/>
-              </w:rPr>
               <w:t>Um segredo (credenciais do banco)</w:t>
             </w:r>
           </w:p>
@@ -2482,11 +2440,7 @@
             <w:tcW w:type="dxa" w:w="3402"/>
           </w:tcPr>
           <w:p>
-            <w:r/>
             <w:r>
-              <w:rPr>
-                <w:sz w:val="20"/>
-              </w:rPr>
               <w:t>S3 + DynamoDB (Terraform state)</w:t>
             </w:r>
           </w:p>
@@ -2496,11 +2450,7 @@
             <w:tcW w:type="dxa" w:w="2835"/>
           </w:tcPr>
           <w:p>
-            <w:r/>
             <w:r>
-              <w:rPr>
-                <w:sz w:val="20"/>
-              </w:rPr>
               <w:t>&lt; 0,50</w:t>
             </w:r>
           </w:p>
@@ -2510,12 +2460,8 @@
             <w:tcW w:type="dxa" w:w="2835"/>
           </w:tcPr>
           <w:p>
-            <w:r/>
             <w:r>
-              <w:rPr>
-                <w:sz w:val="20"/>
-              </w:rPr>
-              <w:t>Uso mínimo</w:t>
+              <w:t>Uso mínimo; DynamoDB com KMS + PITR</w:t>
             </w:r>
           </w:p>
         </w:tc>
@@ -2527,12 +2473,8 @@
             <w:shd w:val="clear" w:color="auto" w:fill="F2F5FA"/>
           </w:tcPr>
           <w:p>
-            <w:r/>
             <w:r>
-              <w:rPr>
-                <w:sz w:val="20"/>
-              </w:rPr>
-              <w:t>Elastic IP</w:t>
+              <w:t>Elastic IP (NAT Gateway)</w:t>
             </w:r>
           </w:p>
         </w:tc>
@@ -2542,11 +2484,7 @@
             <w:shd w:val="clear" w:color="auto" w:fill="F2F5FA"/>
           </w:tcPr>
           <w:p>
-            <w:r/>
             <w:r>
-              <w:rPr>
-                <w:sz w:val="20"/>
-              </w:rPr>
               <w:t>0,00</w:t>
             </w:r>
           </w:p>
@@ -2557,12 +2495,8 @@
             <w:shd w:val="clear" w:color="auto" w:fill="F2F5FA"/>
           </w:tcPr>
           <w:p>
-            <w:r/>
             <w:r>
-              <w:rPr>
-                <w:sz w:val="20"/>
-              </w:rPr>
-              <w:t>Gratuito enquanto associado a instância ativa</w:t>
+              <w:t>Grátis enquanto associado ao NAT Gateway ativo</w:t>
             </w:r>
           </w:p>
         </w:tc>
@@ -2573,11 +2507,7 @@
             <w:tcW w:type="dxa" w:w="3402"/>
           </w:tcPr>
           <w:p>
-            <w:r/>
             <w:r>
-              <w:rPr>
-                <w:sz w:val="20"/>
-              </w:rPr>
               <w:t>NAT Gateway</w:t>
             </w:r>
           </w:p>
@@ -2587,12 +2517,8 @@
             <w:tcW w:type="dxa" w:w="2835"/>
           </w:tcPr>
           <w:p>
-            <w:r/>
             <w:r>
-              <w:rPr>
-                <w:sz w:val="20"/>
-              </w:rPr>
-              <w:t>0,00 (não utilizado)</w:t>
+              <w:t>~32,00 + processamento</w:t>
             </w:r>
           </w:p>
         </w:tc>
@@ -2601,12 +2527,8 @@
             <w:tcW w:type="dxa" w:w="2835"/>
           </w:tcPr>
           <w:p>
-            <w:r/>
             <w:r>
-              <w:rPr>
-                <w:sz w:val="20"/>
-              </w:rPr>
-              <w:t>Removido do desenho de arquitetura</w:t>
+              <w:t>Necessário para a EC2 privada sair à internet (Docker Hub/apt/pip/npm)</w:t>
             </w:r>
           </w:p>
         </w:tc>
@@ -2618,11 +2540,7 @@
             <w:shd w:val="clear" w:color="auto" w:fill="F2F5FA"/>
           </w:tcPr>
           <w:p>
-            <w:r/>
             <w:r>
-              <w:rPr>
-                <w:sz w:val="20"/>
-              </w:rPr>
               <w:t>Application Load Balancer</w:t>
             </w:r>
           </w:p>
@@ -2633,12 +2551,8 @@
             <w:shd w:val="clear" w:color="auto" w:fill="F2F5FA"/>
           </w:tcPr>
           <w:p>
-            <w:r/>
             <w:r>
-              <w:rPr>
-                <w:sz w:val="20"/>
-              </w:rPr>
-              <w:t>0,00 (não utilizado)</w:t>
+              <w:t>~16,00 – 25,00 + LCU</w:t>
             </w:r>
           </w:p>
         </w:tc>
@@ -2648,12 +2562,136 @@
             <w:shd w:val="clear" w:color="auto" w:fill="F2F5FA"/>
           </w:tcPr>
           <w:p>
-            <w:r/>
             <w:r>
-              <w:rPr>
-                <w:sz w:val="20"/>
-              </w:rPr>
-              <w:t>TLS resolvido via Certbot na própria instância</w:t>
+              <w:t>Termina TLS (ACM) e é o único ponto de entrada público</w:t>
+            </w:r>
+          </w:p>
+        </w:tc>
+      </w:tr>
+      <w:tr>
+        <w:tc>
+          <w:tcPr>
+            <w:tcW w:type="dxa" w:w="2880"/>
+          </w:tcPr>
+          <w:p>
+            <w:r>
+              <w:t>AWS WAFv2</w:t>
+            </w:r>
+          </w:p>
+        </w:tc>
+        <w:tc>
+          <w:tcPr>
+            <w:tcW w:type="dxa" w:w="2880"/>
+          </w:tcPr>
+          <w:p>
+            <w:r>
+              <w:t>~6,00 – 8,00</w:t>
+            </w:r>
+          </w:p>
+        </w:tc>
+        <w:tc>
+          <w:tcPr>
+            <w:tcW w:type="dxa" w:w="2880"/>
+          </w:tcPr>
+          <w:p>
+            <w:r>
+              <w:t>Web ACL + 2 managed rule groups na frente do ALB</w:t>
+            </w:r>
+          </w:p>
+        </w:tc>
+      </w:tr>
+      <w:tr>
+        <w:tc>
+          <w:tcPr>
+            <w:tcW w:type="dxa" w:w="2880"/>
+          </w:tcPr>
+          <w:p>
+            <w:r>
+              <w:t>Certificado ACM</w:t>
+            </w:r>
+          </w:p>
+        </w:tc>
+        <w:tc>
+          <w:tcPr>
+            <w:tcW w:type="dxa" w:w="2880"/>
+          </w:tcPr>
+          <w:p>
+            <w:r>
+              <w:t>0,00</w:t>
+            </w:r>
+          </w:p>
+        </w:tc>
+        <w:tc>
+          <w:tcPr>
+            <w:tcW w:type="dxa" w:w="2880"/>
+          </w:tcPr>
+          <w:p>
+            <w:r>
+              <w:t>Emissão e renovação gratuitas</w:t>
+            </w:r>
+          </w:p>
+        </w:tc>
+      </w:tr>
+      <w:tr>
+        <w:tc>
+          <w:tcPr>
+            <w:tcW w:type="dxa" w:w="2880"/>
+          </w:tcPr>
+          <w:p>
+            <w:r>
+              <w:t>AWS Network Firewall (opcional)</w:t>
+            </w:r>
+          </w:p>
+        </w:tc>
+        <w:tc>
+          <w:tcPr>
+            <w:tcW w:type="dxa" w:w="2880"/>
+          </w:tcPr>
+          <w:p>
+            <w:r>
+              <w:t>0,00 (desligado por padrão)</w:t>
+            </w:r>
+          </w:p>
+        </w:tc>
+        <w:tc>
+          <w:tcPr>
+            <w:tcW w:type="dxa" w:w="2880"/>
+          </w:tcPr>
+          <w:p>
+            <w:r>
+              <w:t>~US$395/mês + processamento se habilitado (enable_network_firewall)</w:t>
+            </w:r>
+          </w:p>
+        </w:tc>
+      </w:tr>
+      <w:tr>
+        <w:tc>
+          <w:tcPr>
+            <w:tcW w:type="dxa" w:w="2880"/>
+          </w:tcPr>
+          <w:p>
+            <w:r>
+              <w:t>AWS Shield Advanced (opcional)</w:t>
+            </w:r>
+          </w:p>
+        </w:tc>
+        <w:tc>
+          <w:tcPr>
+            <w:tcW w:type="dxa" w:w="2880"/>
+          </w:tcPr>
+          <w:p>
+            <w:r>
+              <w:t>0,00 (desligado por padrão)</w:t>
+            </w:r>
+          </w:p>
+        </w:tc>
+        <w:tc>
+          <w:tcPr>
+            <w:tcW w:type="dxa" w:w="2880"/>
+          </w:tcPr>
+          <w:p>
+            <w:r>
+              <w:t>US$3.000/mês + 1 ano de compromisso se assinado (enable_shield_advanced)</w:t>
             </w:r>
           </w:p>
         </w:tc>
@@ -2662,7 +2700,7 @@
     <w:p/>
     <w:p>
       <w:r>
-        <w:t>Total estimado: aproximadamente US$ 31 a 43 por mês, em regime de uso contínuo.</w:t>
+        <w:t>Total estimado: aproximadamente US$ 80 a 95 por mês, em regime de uso contínuo (inclui NAT Gateway, ALB e WAF; Network Firewall e Shield Advanced são opcionais e não entram nesse total por padrão).</w:t>
       </w:r>
     </w:p>
     <w:p>
@@ -2734,7 +2772,7 @@
         <w:pStyle w:val="ListBullet"/>
       </w:pPr>
       <w:r>
-        <w:t>Definir domínio próprio e emitir certificado TLS definitivo</w:t>
+        <w:t>Definir domínio próprio definitivo e apontar o DNS para o ALB (a automação de emissão/renovação do certificado via ACM já está pronta, falta o domínio final e os registros de validação DNS)</w:t>
       </w:r>
     </w:p>
     <w:p>
@@ -2783,6 +2821,22 @@
       </w:pPr>
       <w:r>
         <w:t>Implementar monitoramento e alertas de uso, custo e saúde da aplicação</w:t>
+      </w:r>
+    </w:p>
+    <w:p>
+      <w:pPr>
+        <w:pStyle w:val="ListBullet"/>
+      </w:pPr>
+      <w:r>
+        <w:t>Decidir sobre a ativação do AWS Network Firewall e/ou Shield Advanced — ambos já configurados no Terraform e desligados por padrão, prontos para ligar quando fizer sentido financeiramente</w:t>
+      </w:r>
+    </w:p>
+    <w:p>
+      <w:pPr>
+        <w:pStyle w:val="ListBullet"/>
+      </w:pPr>
+      <w:r>
+        <w:t>Avaliar migração da execução de pipelines para AWS ECS/Fargate, eliminando a necessidade de expor o socket Docker (/var/run/docker.sock) mesmo através de um proxy restritivo</w:t>
       </w:r>
     </w:p>
     <w:p>
@@ -3302,14 +3356,14 @@
     </w:p>
     <w:p>
       <w:r>
-        <w:t>Visão consolidada da infraestrutura descrita em detalhe na seção 6, incluindo a segmentação de rede (VPC, subnets pública/privada), os Security Groups e os serviços regionais utilizados.</w:t>
+        <w:t>Visão consolidada da infraestrutura descrita em detalhe na seção 6: segmentação de rede (VPC, subnets públicas do ALB, subnet privada da EC2, subnets privadas do RDS), o Application Load Balancer com WAF, o NAT Gateway, os Security Groups e os serviços regionais utilizados.</w:t>
       </w:r>
     </w:p>
     <w:p>
       <w:r>
         <w:drawing>
           <wp:inline xmlns:a="http://schemas.openxmlformats.org/drawingml/2006/main" xmlns:pic="http://schemas.openxmlformats.org/drawingml/2006/picture">
-            <wp:extent cx="5760720" cy="3688519"/>
+            <wp:extent cx="5760720" cy="3697385"/>
             <wp:docPr id="3" name="Picture 3"/>
             <wp:cNvGraphicFramePr>
               <a:graphicFrameLocks noChangeAspect="1"/>
@@ -3322,7 +3376,7 @@
                     <pic:cNvPicPr/>
                   </pic:nvPicPr>
                   <pic:blipFill>
-                    <a:blip r:embed="rId11"/>
+                    <a:blip r:embed="rId12"/>
                     <a:stretch>
                       <a:fillRect/>
                     </a:stretch>
@@ -3330,7 +3384,7 @@
                   <pic:spPr>
                     <a:xfrm>
                       <a:off x="0" y="0"/>
-                      <a:ext cx="5760720" cy="3688519"/>
+                      <a:ext cx="5760720" cy="3697385"/>
                     </a:xfrm>
                     <a:prstGeom prst="rect"/>
                   </pic:spPr>
